--- a/docs/questions/qs-rearrangingtrigandlogs.docx
+++ b/docs/questions/qs-rearrangingtrigandlogs.docx
@@ -79,7 +79,7 @@
         <w:t xml:space="preserve"> </w:t>
       </w:r>
     </w:p>
-    <w:bookmarkStart w:id="20" w:name="q1"/>
+    <w:bookmarkStart w:id="9" w:name="q1"/>
     <w:p>
       <w:pPr>
         <w:pStyle w:val="Heading2"/>
@@ -116,19 +116,21 @@
         <m:r>
           <m:t>n</m:t>
         </m:r>
-        <m:d>
-          <m:dPr>
-            <m:begChr m:val="("/>
-            <m:sepChr m:val=""/>
-            <m:endChr m:val=")"/>
-            <m:grow/>
-          </m:dPr>
-          <m:e>
-            <m:r>
-              <m:t>x</m:t>
-            </m:r>
-          </m:e>
-        </m:d>
+        <m:r>
+          <m:rPr>
+            <m:sty m:val="p"/>
+          </m:rPr>
+          <m:t>(</m:t>
+        </m:r>
+        <m:r>
+          <m:t>x</m:t>
+        </m:r>
+        <m:r>
+          <m:rPr>
+            <m:sty m:val="p"/>
+          </m:rPr>
+          <m:t>)</m:t>
+        </m:r>
         <m:r>
           <m:rPr>
             <m:sty m:val="p"/>
@@ -180,31 +182,33 @@
         <m:r>
           <m:t>s</m:t>
         </m:r>
-        <m:d>
-          <m:dPr>
-            <m:begChr m:val="("/>
-            <m:sepChr m:val=""/>
-            <m:endChr m:val=")"/>
-            <m:grow/>
-          </m:dPr>
-          <m:e>
-            <m:r>
-              <m:t>2</m:t>
-            </m:r>
-            <m:r>
-              <m:t>x</m:t>
-            </m:r>
-            <m:r>
-              <m:rPr>
-                <m:sty m:val="p"/>
-              </m:rPr>
-              <m:t>+</m:t>
-            </m:r>
-            <m:r>
-              <m:t>1</m:t>
-            </m:r>
-          </m:e>
-        </m:d>
+        <m:r>
+          <m:rPr>
+            <m:sty m:val="p"/>
+          </m:rPr>
+          <m:t>(</m:t>
+        </m:r>
+        <m:r>
+          <m:t>2</m:t>
+        </m:r>
+        <m:r>
+          <m:t>x</m:t>
+        </m:r>
+        <m:r>
+          <m:rPr>
+            <m:sty m:val="p"/>
+          </m:rPr>
+          <m:t>+</m:t>
+        </m:r>
+        <m:r>
+          <m:t>1</m:t>
+        </m:r>
+        <m:r>
+          <m:rPr>
+            <m:sty m:val="p"/>
+          </m:rPr>
+          <m:t>)</m:t>
+        </m:r>
         <m:r>
           <m:rPr>
             <m:sty m:val="p"/>
@@ -248,31 +252,33 @@
         <m:r>
           <m:t>n</m:t>
         </m:r>
-        <m:d>
-          <m:dPr>
-            <m:begChr m:val="("/>
-            <m:sepChr m:val=""/>
-            <m:endChr m:val=")"/>
-            <m:grow/>
-          </m:dPr>
-          <m:e>
-            <m:r>
-              <m:t>5</m:t>
-            </m:r>
-            <m:r>
-              <m:t>x</m:t>
-            </m:r>
-            <m:r>
-              <m:rPr>
-                <m:sty m:val="p"/>
-              </m:rPr>
-              <m:t>−</m:t>
-            </m:r>
-            <m:r>
-              <m:t>1</m:t>
-            </m:r>
-          </m:e>
-        </m:d>
+        <m:r>
+          <m:rPr>
+            <m:sty m:val="p"/>
+          </m:rPr>
+          <m:t>(</m:t>
+        </m:r>
+        <m:r>
+          <m:t>5</m:t>
+        </m:r>
+        <m:r>
+          <m:t>x</m:t>
+        </m:r>
+        <m:r>
+          <m:rPr>
+            <m:sty m:val="p"/>
+          </m:rPr>
+          <m:t>−</m:t>
+        </m:r>
+        <m:r>
+          <m:t>1</m:t>
+        </m:r>
+        <m:r>
+          <m:rPr>
+            <m:sty m:val="p"/>
+          </m:rPr>
+          <m:t>)</m:t>
+        </m:r>
         <m:r>
           <m:rPr>
             <m:sty m:val="p"/>
@@ -324,49 +330,51 @@
         <m:r>
           <m:t>s</m:t>
         </m:r>
-        <m:d>
-          <m:dPr>
-            <m:begChr m:val="("/>
-            <m:sepChr m:val=""/>
-            <m:endChr m:val=")"/>
-            <m:grow/>
-          </m:dPr>
+        <m:r>
+          <m:rPr>
+            <m:sty m:val="p"/>
+          </m:rPr>
+          <m:t>(</m:t>
+        </m:r>
+        <m:sSup>
           <m:e>
-            <m:sSup>
-              <m:e>
-                <m:r>
-                  <m:t>x</m:t>
-                </m:r>
-              </m:e>
-              <m:sup>
-                <m:r>
-                  <m:t>2</m:t>
-                </m:r>
-              </m:sup>
-            </m:sSup>
-            <m:r>
-              <m:rPr>
-                <m:sty m:val="p"/>
-              </m:rPr>
-              <m:t>+</m:t>
-            </m:r>
-            <m:r>
-              <m:t>4</m:t>
-            </m:r>
             <m:r>
               <m:t>x</m:t>
             </m:r>
-            <m:r>
-              <m:rPr>
-                <m:sty m:val="p"/>
-              </m:rPr>
-              <m:t>+</m:t>
-            </m:r>
-            <m:r>
-              <m:t>3</m:t>
-            </m:r>
           </m:e>
-        </m:d>
+          <m:sup>
+            <m:r>
+              <m:t>2</m:t>
+            </m:r>
+          </m:sup>
+        </m:sSup>
+        <m:r>
+          <m:rPr>
+            <m:sty m:val="p"/>
+          </m:rPr>
+          <m:t>+</m:t>
+        </m:r>
+        <m:r>
+          <m:t>4</m:t>
+        </m:r>
+        <m:r>
+          <m:t>x</m:t>
+        </m:r>
+        <m:r>
+          <m:rPr>
+            <m:sty m:val="p"/>
+          </m:rPr>
+          <m:t>+</m:t>
+        </m:r>
+        <m:r>
+          <m:t>3</m:t>
+        </m:r>
+        <m:r>
+          <m:rPr>
+            <m:sty m:val="p"/>
+          </m:rPr>
+          <m:t>)</m:t>
+        </m:r>
         <m:r>
           <m:rPr>
             <m:sty m:val="p"/>
@@ -378,8 +386,8 @@
         </m:r>
       </m:oMath>
     </w:p>
-    <w:bookmarkEnd w:id="20"/>
-    <w:bookmarkStart w:id="21" w:name="q2"/>
+    <w:bookmarkEnd w:id="9"/>
+    <w:bookmarkStart w:id="10" w:name="q2"/>
     <w:p>
       <w:pPr>
         <w:pStyle w:val="Heading2"/>
@@ -423,19 +431,21 @@
             </m:r>
           </m:sup>
         </m:sSup>
-        <m:d>
-          <m:dPr>
-            <m:begChr m:val="("/>
-            <m:sepChr m:val=""/>
-            <m:endChr m:val=")"/>
-            <m:grow/>
-          </m:dPr>
-          <m:e>
-            <m:r>
-              <m:t>x</m:t>
-            </m:r>
-          </m:e>
-        </m:d>
+        <m:r>
+          <m:rPr>
+            <m:sty m:val="p"/>
+          </m:rPr>
+          <m:t>(</m:t>
+        </m:r>
+        <m:r>
+          <m:t>x</m:t>
+        </m:r>
+        <m:r>
+          <m:rPr>
+            <m:sty m:val="p"/>
+          </m:rPr>
+          <m:t>)</m:t>
+        </m:r>
         <m:r>
           <m:rPr>
             <m:sty m:val="p"/>
@@ -457,19 +467,21 @@
             </m:r>
           </m:sup>
         </m:sSup>
-        <m:d>
-          <m:dPr>
-            <m:begChr m:val="("/>
-            <m:sepChr m:val=""/>
-            <m:endChr m:val=")"/>
-            <m:grow/>
-          </m:dPr>
-          <m:e>
-            <m:r>
-              <m:t>x</m:t>
-            </m:r>
-          </m:e>
-        </m:d>
+        <m:r>
+          <m:rPr>
+            <m:sty m:val="p"/>
+          </m:rPr>
+          <m:t>(</m:t>
+        </m:r>
+        <m:r>
+          <m:t>x</m:t>
+        </m:r>
+        <m:r>
+          <m:rPr>
+            <m:sty m:val="p"/>
+          </m:rPr>
+          <m:t>)</m:t>
+        </m:r>
       </m:oMath>
       <w:r>
         <w:t xml:space="preserve">, prove that</w:t>
@@ -493,19 +505,21 @@
             </m:r>
           </m:sup>
         </m:sSup>
-        <m:d>
-          <m:dPr>
-            <m:begChr m:val="("/>
-            <m:sepChr m:val=""/>
-            <m:endChr m:val=")"/>
-            <m:grow/>
-          </m:dPr>
-          <m:e>
-            <m:r>
-              <m:t>x</m:t>
-            </m:r>
-          </m:e>
-        </m:d>
+        <m:r>
+          <m:rPr>
+            <m:sty m:val="p"/>
+          </m:rPr>
+          <m:t>(</m:t>
+        </m:r>
+        <m:r>
+          <m:t>x</m:t>
+        </m:r>
+        <m:r>
+          <m:rPr>
+            <m:sty m:val="p"/>
+          </m:rPr>
+          <m:t>)</m:t>
+        </m:r>
         <m:r>
           <m:rPr>
             <m:sty m:val="p"/>
@@ -527,19 +541,21 @@
             </m:r>
           </m:sup>
         </m:sSup>
-        <m:d>
-          <m:dPr>
-            <m:begChr m:val="("/>
-            <m:sepChr m:val=""/>
-            <m:endChr m:val=")"/>
-            <m:grow/>
-          </m:dPr>
-          <m:e>
-            <m:r>
-              <m:t>x</m:t>
-            </m:r>
-          </m:e>
-        </m:d>
+        <m:r>
+          <m:rPr>
+            <m:sty m:val="p"/>
+          </m:rPr>
+          <m:t>(</m:t>
+        </m:r>
+        <m:r>
+          <m:t>x</m:t>
+        </m:r>
+        <m:r>
+          <m:rPr>
+            <m:sty m:val="p"/>
+          </m:rPr>
+          <m:t>)</m:t>
+        </m:r>
         <m:r>
           <m:rPr>
             <m:sty m:val="p"/>
@@ -554,8 +570,8 @@
         <w:t xml:space="preserve">.</w:t>
       </w:r>
     </w:p>
-    <w:bookmarkEnd w:id="21"/>
-    <w:bookmarkStart w:id="22" w:name="q3"/>
+    <w:bookmarkEnd w:id="10"/>
+    <w:bookmarkStart w:id="11" w:name="q3"/>
     <w:p>
       <w:pPr>
         <w:pStyle w:val="Heading2"/>
@@ -584,19 +600,21 @@
           </m:rPr>
           <m:t>cos</m:t>
         </m:r>
-        <m:d>
-          <m:dPr>
-            <m:begChr m:val="("/>
-            <m:sepChr m:val=""/>
-            <m:endChr m:val=")"/>
-            <m:grow/>
-          </m:dPr>
-          <m:e>
-            <m:r>
-              <m:t>x</m:t>
-            </m:r>
-          </m:e>
-        </m:d>
+        <m:r>
+          <m:rPr>
+            <m:sty m:val="p"/>
+          </m:rPr>
+          <m:t>(</m:t>
+        </m:r>
+        <m:r>
+          <m:t>x</m:t>
+        </m:r>
+        <m:r>
+          <m:rPr>
+            <m:sty m:val="p"/>
+          </m:rPr>
+          <m:t>)</m:t>
+        </m:r>
         <m:r>
           <m:rPr>
             <m:sty m:val="p"/>
@@ -612,19 +630,21 @@
           </m:rPr>
           <m:t>sin</m:t>
         </m:r>
-        <m:d>
-          <m:dPr>
-            <m:begChr m:val="("/>
-            <m:sepChr m:val=""/>
-            <m:endChr m:val=")"/>
-            <m:grow/>
-          </m:dPr>
-          <m:e>
-            <m:r>
-              <m:t>x</m:t>
-            </m:r>
-          </m:e>
-        </m:d>
+        <m:r>
+          <m:rPr>
+            <m:sty m:val="p"/>
+          </m:rPr>
+          <m:t>(</m:t>
+        </m:r>
+        <m:r>
+          <m:t>x</m:t>
+        </m:r>
+        <m:r>
+          <m:rPr>
+            <m:sty m:val="p"/>
+          </m:rPr>
+          <m:t>)</m:t>
+        </m:r>
         <m:r>
           <m:rPr>
             <m:sty m:val="p"/>
@@ -654,35 +674,37 @@
           </m:rPr>
           <m:t>sin</m:t>
         </m:r>
-        <m:d>
-          <m:dPr>
-            <m:begChr m:val="("/>
-            <m:sepChr m:val=""/>
-            <m:endChr m:val=")"/>
-            <m:grow/>
-          </m:dPr>
-          <m:e>
-            <m:r>
-              <m:t>x</m:t>
-            </m:r>
-            <m:r>
-              <m:rPr>
-                <m:sty m:val="p"/>
-              </m:rPr>
-              <m:t>+</m:t>
-            </m:r>
-            <m:r>
-              <m:t>θ</m:t>
-            </m:r>
-          </m:e>
-        </m:d>
+        <m:r>
+          <m:rPr>
+            <m:sty m:val="p"/>
+          </m:rPr>
+          <m:t>(</m:t>
+        </m:r>
+        <m:r>
+          <m:t>x</m:t>
+        </m:r>
+        <m:r>
+          <m:rPr>
+            <m:sty m:val="p"/>
+          </m:rPr>
+          <m:t>+</m:t>
+        </m:r>
+        <m:r>
+          <m:t>θ</m:t>
+        </m:r>
+        <m:r>
+          <m:rPr>
+            <m:sty m:val="p"/>
+          </m:rPr>
+          <m:t>)</m:t>
+        </m:r>
       </m:oMath>
       <w:r>
         <w:t xml:space="preserve">.</w:t>
       </w:r>
     </w:p>
-    <w:bookmarkEnd w:id="22"/>
-    <w:bookmarkStart w:id="23" w:name="q4"/>
+    <w:bookmarkEnd w:id="11"/>
+    <w:bookmarkStart w:id="12" w:name="q4"/>
     <w:p>
       <w:pPr>
         <w:pStyle w:val="Heading2"/>
@@ -711,19 +733,21 @@
             </m:r>
           </m:sub>
         </m:sSub>
-        <m:d>
-          <m:dPr>
-            <m:begChr m:val="("/>
-            <m:sepChr m:val=""/>
-            <m:endChr m:val=")"/>
-            <m:grow/>
-          </m:dPr>
-          <m:e>
-            <m:r>
-              <m:t>b</m:t>
-            </m:r>
-          </m:e>
-        </m:d>
+        <m:r>
+          <m:rPr>
+            <m:sty m:val="p"/>
+          </m:rPr>
+          <m:t>(</m:t>
+        </m:r>
+        <m:r>
+          <m:t>b</m:t>
+        </m:r>
+        <m:r>
+          <m:rPr>
+            <m:sty m:val="p"/>
+          </m:rPr>
+          <m:t>)</m:t>
+        </m:r>
         <m:r>
           <m:rPr>
             <m:sty m:val="p"/>
@@ -767,19 +791,21 @@
             </m:r>
           </m:sub>
         </m:sSub>
-        <m:d>
-          <m:dPr>
-            <m:begChr m:val="("/>
-            <m:sepChr m:val=""/>
-            <m:endChr m:val=")"/>
-            <m:grow/>
-          </m:dPr>
-          <m:e>
-            <m:r>
-              <m:t>36</m:t>
-            </m:r>
-          </m:e>
-        </m:d>
+        <m:r>
+          <m:rPr>
+            <m:sty m:val="p"/>
+          </m:rPr>
+          <m:t>(</m:t>
+        </m:r>
+        <m:r>
+          <m:t>36</m:t>
+        </m:r>
+        <m:r>
+          <m:rPr>
+            <m:sty m:val="p"/>
+          </m:rPr>
+          <m:t>)</m:t>
+        </m:r>
         <m:r>
           <m:rPr>
             <m:sty m:val="p"/>
@@ -888,19 +914,21 @@
             </m:r>
           </m:sub>
         </m:sSub>
-        <m:d>
-          <m:dPr>
-            <m:begChr m:val="("/>
-            <m:sepChr m:val=""/>
-            <m:endChr m:val=")"/>
-            <m:grow/>
-          </m:dPr>
-          <m:e>
-            <m:r>
-              <m:t>3</m:t>
-            </m:r>
-          </m:e>
-        </m:d>
+        <m:r>
+          <m:rPr>
+            <m:sty m:val="p"/>
+          </m:rPr>
+          <m:t>(</m:t>
+        </m:r>
+        <m:r>
+          <m:t>3</m:t>
+        </m:r>
+        <m:r>
+          <m:rPr>
+            <m:sty m:val="p"/>
+          </m:rPr>
+          <m:t>)</m:t>
+        </m:r>
         <m:r>
           <m:rPr>
             <m:sty m:val="p"/>
@@ -959,19 +987,21 @@
             </m:r>
           </m:sub>
         </m:sSub>
-        <m:d>
-          <m:dPr>
-            <m:begChr m:val="("/>
-            <m:sepChr m:val=""/>
-            <m:endChr m:val=")"/>
-            <m:grow/>
-          </m:dPr>
-          <m:e>
-            <m:r>
-              <m:t>2</m:t>
-            </m:r>
-          </m:e>
-        </m:d>
+        <m:r>
+          <m:rPr>
+            <m:sty m:val="p"/>
+          </m:rPr>
+          <m:t>(</m:t>
+        </m:r>
+        <m:r>
+          <m:t>2</m:t>
+        </m:r>
+        <m:r>
+          <m:rPr>
+            <m:sty m:val="p"/>
+          </m:rPr>
+          <m:t>)</m:t>
+        </m:r>
         <m:r>
           <m:rPr>
             <m:sty m:val="p"/>
@@ -983,8 +1013,8 @@
         </m:r>
       </m:oMath>
     </w:p>
-    <w:bookmarkEnd w:id="23"/>
-    <w:bookmarkStart w:id="24" w:name="q5"/>
+    <w:bookmarkEnd w:id="12"/>
+    <w:bookmarkStart w:id="13" w:name="q5"/>
     <w:p>
       <w:pPr>
         <w:pStyle w:val="Heading2"/>
@@ -1030,19 +1060,21 @@
             </m:r>
           </m:sub>
         </m:sSub>
-        <m:d>
-          <m:dPr>
-            <m:begChr m:val="("/>
-            <m:sepChr m:val=""/>
-            <m:endChr m:val=")"/>
-            <m:grow/>
-          </m:dPr>
-          <m:e>
-            <m:r>
-              <m:t>x</m:t>
-            </m:r>
-          </m:e>
-        </m:d>
+        <m:r>
+          <m:rPr>
+            <m:sty m:val="p"/>
+          </m:rPr>
+          <m:t>(</m:t>
+        </m:r>
+        <m:r>
+          <m:t>x</m:t>
+        </m:r>
+        <m:r>
+          <m:rPr>
+            <m:sty m:val="p"/>
+          </m:rPr>
+          <m:t>)</m:t>
+        </m:r>
         <m:r>
           <m:rPr>
             <m:sty m:val="p"/>
@@ -1064,19 +1096,21 @@
             </m:r>
           </m:sub>
         </m:sSub>
-        <m:d>
-          <m:dPr>
-            <m:begChr m:val="("/>
-            <m:sepChr m:val=""/>
-            <m:endChr m:val=")"/>
-            <m:grow/>
-          </m:dPr>
-          <m:e>
-            <m:r>
-              <m:t>5</m:t>
-            </m:r>
-          </m:e>
-        </m:d>
+        <m:r>
+          <m:rPr>
+            <m:sty m:val="p"/>
+          </m:rPr>
+          <m:t>(</m:t>
+        </m:r>
+        <m:r>
+          <m:t>5</m:t>
+        </m:r>
+        <m:r>
+          <m:rPr>
+            <m:sty m:val="p"/>
+          </m:rPr>
+          <m:t>)</m:t>
+        </m:r>
         <m:r>
           <m:rPr>
             <m:sty m:val="p"/>
@@ -1155,22 +1189,24 @@
               </m:rPr>
               <m:t>ln</m:t>
             </m:r>
-            <m:d>
-              <m:dPr>
-                <m:begChr m:val="("/>
-                <m:sepChr m:val=""/>
-                <m:endChr m:val=")"/>
-                <m:grow/>
-              </m:dPr>
-              <m:e>
-                <m:r>
-                  <m:t>3</m:t>
-                </m:r>
-                <m:r>
-                  <m:t>x</m:t>
-                </m:r>
-              </m:e>
-            </m:d>
+            <m:r>
+              <m:rPr>
+                <m:sty m:val="p"/>
+              </m:rPr>
+              <m:t>(</m:t>
+            </m:r>
+            <m:r>
+              <m:t>3</m:t>
+            </m:r>
+            <m:r>
+              <m:t>x</m:t>
+            </m:r>
+            <m:r>
+              <m:rPr>
+                <m:sty m:val="p"/>
+              </m:rPr>
+              <m:t>)</m:t>
+            </m:r>
           </m:sup>
         </m:sSup>
         <m:r>
@@ -1190,8 +1226,8 @@
         <w:t xml:space="preserve">Find y in terms of x.</w:t>
       </w:r>
     </w:p>
-    <w:bookmarkEnd w:id="24"/>
-    <w:bookmarkStart w:id="25" w:name="q6"/>
+    <w:bookmarkEnd w:id="13"/>
+    <w:bookmarkStart w:id="14" w:name="q6"/>
     <w:p>
       <w:pPr>
         <w:pStyle w:val="Heading2"/>
@@ -1285,19 +1321,21 @@
               </m:r>
             </m:sub>
           </m:sSub>
-          <m:d>
-            <m:dPr>
-              <m:begChr m:val="("/>
-              <m:sepChr m:val=""/>
-              <m:endChr m:val=")"/>
-              <m:grow/>
-            </m:dPr>
-            <m:e>
-              <m:r>
-                <m:t>x</m:t>
-              </m:r>
-            </m:e>
-          </m:d>
+          <m:r>
+            <m:rPr>
+              <m:sty m:val="p"/>
+            </m:rPr>
+            <m:t>(</m:t>
+          </m:r>
+          <m:r>
+            <m:t>x</m:t>
+          </m:r>
+          <m:r>
+            <m:rPr>
+              <m:sty m:val="p"/>
+            </m:rPr>
+            <m:t>)</m:t>
+          </m:r>
           <m:r>
             <m:rPr>
               <m:sty m:val="p"/>
@@ -1310,8 +1348,8 @@
         </m:oMath>
       </m:oMathPara>
     </w:p>
-    <w:bookmarkEnd w:id="25"/>
-    <w:bookmarkStart w:id="26" w:name="q7"/>
+    <w:bookmarkEnd w:id="14"/>
+    <w:bookmarkStart w:id="15" w:name="q7"/>
     <w:p>
       <w:pPr>
         <w:pStyle w:val="Heading2"/>
@@ -1410,21 +1448,23 @@
             </m:r>
           </m:e>
           <m:sup>
-            <m:d>
-              <m:dPr>
-                <m:begChr m:val="("/>
-                <m:sepChr m:val=""/>
-                <m:endChr m:val=")"/>
-                <m:grow/>
-              </m:dPr>
-              <m:e>
-                <m:r>
-                  <m:t>x</m:t>
-                </m:r>
-              </m:e>
-            </m:d>
+            <m:r>
+              <m:rPr>
+                <m:sty m:val="p"/>
+              </m:rPr>
+              <m:t>(</m:t>
+            </m:r>
           </m:sup>
         </m:sSup>
+        <m:r>
+          <m:t>x</m:t>
+        </m:r>
+        <m:r>
+          <m:rPr>
+            <m:sty m:val="p"/>
+          </m:rPr>
+          <m:t>)</m:t>
+        </m:r>
         <m:r>
           <m:rPr>
             <m:sty m:val="p"/>
@@ -1460,8 +1500,8 @@
         </m:r>
       </m:oMath>
     </w:p>
-    <w:bookmarkEnd w:id="26"/>
-    <w:bookmarkStart w:id="27" w:name="q8"/>
+    <w:bookmarkEnd w:id="15"/>
+    <w:bookmarkStart w:id="16" w:name="q8"/>
     <w:p>
       <w:pPr>
         <w:pStyle w:val="Heading2"/>
@@ -1496,19 +1536,21 @@
             </m:r>
           </m:sub>
         </m:sSub>
-        <m:d>
-          <m:dPr>
-            <m:begChr m:val="("/>
-            <m:sepChr m:val=""/>
-            <m:endChr m:val=")"/>
-            <m:grow/>
-          </m:dPr>
-          <m:e>
-            <m:r>
-              <m:t>x</m:t>
-            </m:r>
-          </m:e>
-        </m:d>
+        <m:r>
+          <m:rPr>
+            <m:sty m:val="p"/>
+          </m:rPr>
+          <m:t>(</m:t>
+        </m:r>
+        <m:r>
+          <m:t>x</m:t>
+        </m:r>
+        <m:r>
+          <m:rPr>
+            <m:sty m:val="p"/>
+          </m:rPr>
+          <m:t>)</m:t>
+        </m:r>
         <m:r>
           <m:rPr>
             <m:sty m:val="p"/>
@@ -1530,19 +1572,21 @@
             </m:r>
           </m:sub>
         </m:sSub>
-        <m:d>
-          <m:dPr>
-            <m:begChr m:val="("/>
-            <m:sepChr m:val=""/>
-            <m:endChr m:val=")"/>
-            <m:grow/>
-          </m:dPr>
-          <m:e>
-            <m:r>
-              <m:t>y</m:t>
-            </m:r>
-          </m:e>
-        </m:d>
+        <m:r>
+          <m:rPr>
+            <m:sty m:val="p"/>
+          </m:rPr>
+          <m:t>(</m:t>
+        </m:r>
+        <m:r>
+          <m:t>y</m:t>
+        </m:r>
+        <m:r>
+          <m:rPr>
+            <m:sty m:val="p"/>
+          </m:rPr>
+          <m:t>)</m:t>
+        </m:r>
       </m:oMath>
       <w:r>
         <w:t xml:space="preserve"> </w:t>
@@ -1577,19 +1621,21 @@
             </m:r>
           </m:sub>
         </m:sSub>
-        <m:d>
-          <m:dPr>
-            <m:begChr m:val="("/>
-            <m:sepChr m:val=""/>
-            <m:endChr m:val=")"/>
-            <m:grow/>
-          </m:dPr>
-          <m:e>
-            <m:r>
-              <m:t>x</m:t>
-            </m:r>
-          </m:e>
-        </m:d>
+        <m:r>
+          <m:rPr>
+            <m:sty m:val="p"/>
+          </m:rPr>
+          <m:t>(</m:t>
+        </m:r>
+        <m:r>
+          <m:t>x</m:t>
+        </m:r>
+        <m:r>
+          <m:rPr>
+            <m:sty m:val="p"/>
+          </m:rPr>
+          <m:t>)</m:t>
+        </m:r>
         <m:r>
           <m:rPr>
             <m:sty m:val="p"/>
@@ -1611,19 +1657,21 @@
             </m:r>
           </m:sub>
         </m:sSub>
-        <m:d>
-          <m:dPr>
-            <m:begChr m:val="("/>
-            <m:sepChr m:val=""/>
-            <m:endChr m:val=")"/>
-            <m:grow/>
-          </m:dPr>
-          <m:e>
-            <m:r>
-              <m:t>y</m:t>
-            </m:r>
-          </m:e>
-        </m:d>
+        <m:r>
+          <m:rPr>
+            <m:sty m:val="p"/>
+          </m:rPr>
+          <m:t>(</m:t>
+        </m:r>
+        <m:r>
+          <m:t>y</m:t>
+        </m:r>
+        <m:r>
+          <m:rPr>
+            <m:sty m:val="p"/>
+          </m:rPr>
+          <m:t>)</m:t>
+        </m:r>
       </m:oMath>
       <w:r>
         <w:t xml:space="preserve"> </w:t>
@@ -1661,19 +1709,21 @@
             </m:r>
           </m:sub>
         </m:sSub>
-        <m:d>
-          <m:dPr>
-            <m:begChr m:val="("/>
-            <m:sepChr m:val=""/>
-            <m:endChr m:val=")"/>
-            <m:grow/>
-          </m:dPr>
-          <m:e>
-            <m:r>
-              <m:t>x</m:t>
-            </m:r>
-          </m:e>
-        </m:d>
+        <m:r>
+          <m:rPr>
+            <m:sty m:val="p"/>
+          </m:rPr>
+          <m:t>(</m:t>
+        </m:r>
+        <m:r>
+          <m:t>x</m:t>
+        </m:r>
+        <m:r>
+          <m:rPr>
+            <m:sty m:val="p"/>
+          </m:rPr>
+          <m:t>)</m:t>
+        </m:r>
         <m:r>
           <m:rPr>
             <m:sty m:val="p"/>
@@ -1698,22 +1748,24 @@
             </m:r>
           </m:sub>
         </m:sSub>
-        <m:d>
-          <m:dPr>
-            <m:begChr m:val="("/>
-            <m:sepChr m:val=""/>
-            <m:endChr m:val=")"/>
-            <m:grow/>
-          </m:dPr>
-          <m:e>
-            <m:r>
-              <m:t>2</m:t>
-            </m:r>
-            <m:r>
-              <m:t>x</m:t>
-            </m:r>
-          </m:e>
-        </m:d>
+        <m:r>
+          <m:rPr>
+            <m:sty m:val="p"/>
+          </m:rPr>
+          <m:t>(</m:t>
+        </m:r>
+        <m:r>
+          <m:t>2</m:t>
+        </m:r>
+        <m:r>
+          <m:t>x</m:t>
+        </m:r>
+        <m:r>
+          <m:rPr>
+            <m:sty m:val="p"/>
+          </m:rPr>
+          <m:t>)</m:t>
+        </m:r>
         <m:r>
           <m:rPr>
             <m:sty m:val="p"/>
@@ -1731,7 +1783,7 @@
         <w:t xml:space="preserve">Solve for x.</w:t>
       </w:r>
     </w:p>
-    <w:bookmarkEnd w:id="27"/>
+    <w:bookmarkEnd w:id="16"/>
     <w:sectPr>
       <w:pgSz w:h="15840" w:w="12240"/>
       <w:pgMar w:bottom="1440" w:footer="720" w:gutter="0" w:header="720" w:left="1440" w:right="1440" w:top="1440"/>
